--- a/Manuscript/supplementary.docx
+++ b/Manuscript/supplementary.docx
@@ -23,6 +23,22 @@
         <w:pStyle w:val="Author"/>
       </w:pPr>
       <w:r>
+        <w:t xml:space="preserve">Ayumi Mizuno</w:t>
+      </w:r>
+    </w:p>
+    <w:p>
+      <w:pPr>
+        <w:pStyle w:val="Author"/>
+      </w:pPr>
+      <w:r>
+        <w:t xml:space="preserve">Santiago Ortega</w:t>
+      </w:r>
+    </w:p>
+    <w:p>
+      <w:pPr>
+        <w:pStyle w:val="Author"/>
+      </w:pPr>
+      <w:r>
         <w:t xml:space="preserve">João C.T. Menezes</w:t>
       </w:r>
     </w:p>
@@ -143,7 +159,7 @@
         <w:t xml:space="preserve">Bell et al. (2019)</w:t>
       </w:r>
       <w:r>
-        <w:t xml:space="preserve">] definitively demonstrate that morphological traits remained stable within consistent individual researchers over time (e.g., within-observer wing slope:</w:t>
+        <w:t xml:space="preserve">] demonstrate that morphological traits remained stable within consistent individual researchers over time (e.g., within-observer wing slope:</w:t>
       </w:r>
       <w:r>
         <w:t xml:space="preserve"> </w:t>
@@ -1231,7 +1247,7 @@
         <w:t xml:space="preserve"> </w:t>
       </w:r>
       <w:r>
-        <w:t xml:space="preserve">adult specimens, 1884–2017) across 142 passerine species preserved in major Brazilian collections (Museu de Zoologia da Universidade de São Paulo [MZUSP], Museu Nacional da UFRJ [MNRJ], Universidade Regional de Blumenau [FURB], and Universidade Federal de Pernambuco [UFPE]).</w:t>
+        <w:t xml:space="preserve">adult specimens, 1884–2017) across 142 passerine species preserved in major Brazilian ornithological collections, available via the ATLANTIC BIRD TRAITS database.</w:t>
       </w:r>
     </w:p>
     <w:p>
@@ -3973,7 +3989,7 @@
         </m:r>
       </m:oMath>
       <w:r>
-        <w:t xml:space="preserve">). In accordance with the main findings, direct temperature effects on wing length were modest, body mass showed complete stability, and regional prey indices (litter ants) showed no direct causal constraint on avian body condition.</w:t>
+        <w:t xml:space="preserve">). In accordance with the main findings, direct temperature effects on wing length were modest, body mass showed stability, and regional prey indices (litter ants) showed no direct causal constraint on avian body condition.</w:t>
       </w:r>
     </w:p>
     <w:tbl>
